--- a/Day12-Visionary.docx
+++ b/Day12-Visionary.docx
@@ -838,6 +838,118 @@
           <w:rFonts w:ascii="Consolas" w:hAnsi="Consolas"/>
           <w:sz w:val="19"/>
         </w:rPr>
+        <w:t xml:space="preserve">            if (!File.Exists(imagePath))</w:t>
+      </w:r>
+    </w:p>
+    <w:p>
+      <w:pPr>
+        <w:pStyle w:val="NoSpacing"/>
+        <w:rPr>
+          <w:rFonts w:ascii="Consolas" w:hAnsi="Consolas"/>
+          <w:sz w:val="19"/>
+        </w:rPr>
+      </w:pPr>
+      <w:r>
+        <w:rPr>
+          <w:rFonts w:ascii="Consolas" w:hAnsi="Consolas"/>
+          <w:sz w:val="19"/>
+        </w:rPr>
+        <w:t xml:space="preserve">            {</w:t>
+      </w:r>
+    </w:p>
+    <w:p>
+      <w:pPr>
+        <w:pStyle w:val="NoSpacing"/>
+        <w:rPr>
+          <w:rFonts w:ascii="Consolas" w:hAnsi="Consolas"/>
+          <w:sz w:val="19"/>
+        </w:rPr>
+      </w:pPr>
+      <w:r>
+        <w:rPr>
+          <w:rFonts w:ascii="Consolas" w:hAnsi="Consolas"/>
+          <w:sz w:val="19"/>
+        </w:rPr>
+        <w:t xml:space="preserve">                Console.WriteLine($"Could not find the sample image at: {imagePath}");</w:t>
+      </w:r>
+    </w:p>
+    <w:p>
+      <w:pPr>
+        <w:pStyle w:val="NoSpacing"/>
+        <w:rPr>
+          <w:rFonts w:ascii="Consolas" w:hAnsi="Consolas"/>
+          <w:sz w:val="19"/>
+        </w:rPr>
+      </w:pPr>
+      <w:r>
+        <w:rPr>
+          <w:rFonts w:ascii="Consolas" w:hAnsi="Consolas"/>
+          <w:sz w:val="19"/>
+        </w:rPr>
+        <w:t xml:space="preserve">                Console.WriteLine("Rebuild the project so the Assets\\sample-chart.png " +</w:t>
+      </w:r>
+    </w:p>
+    <w:p>
+      <w:pPr>
+        <w:pStyle w:val="NoSpacing"/>
+        <w:rPr>
+          <w:rFonts w:ascii="Consolas" w:hAnsi="Consolas"/>
+          <w:sz w:val="19"/>
+        </w:rPr>
+      </w:pPr>
+      <w:r>
+        <w:rPr>
+          <w:rFonts w:ascii="Consolas" w:hAnsi="Consolas"/>
+          <w:sz w:val="19"/>
+        </w:rPr>
+        <w:t xml:space="preserve">                    "CopyToOutputDirectory step in Visionary.csproj runs again.");</w:t>
+      </w:r>
+    </w:p>
+    <w:p>
+      <w:pPr>
+        <w:pStyle w:val="NoSpacing"/>
+        <w:rPr>
+          <w:rFonts w:ascii="Consolas" w:hAnsi="Consolas"/>
+          <w:sz w:val="19"/>
+        </w:rPr>
+      </w:pPr>
+      <w:r>
+        <w:rPr>
+          <w:rFonts w:ascii="Consolas" w:hAnsi="Consolas"/>
+          <w:sz w:val="19"/>
+        </w:rPr>
+        <w:t xml:space="preserve">                return;</w:t>
+      </w:r>
+    </w:p>
+    <w:p>
+      <w:pPr>
+        <w:pStyle w:val="NoSpacing"/>
+        <w:rPr>
+          <w:rFonts w:ascii="Consolas" w:hAnsi="Consolas"/>
+          <w:sz w:val="19"/>
+        </w:rPr>
+      </w:pPr>
+      <w:r>
+        <w:rPr>
+          <w:rFonts w:ascii="Consolas" w:hAnsi="Consolas"/>
+          <w:sz w:val="19"/>
+        </w:rPr>
+        <w:t xml:space="preserve">            }</w:t>
+      </w:r>
+    </w:p>
+    <w:p>
+      <w:pPr>
+        <w:pStyle w:val="NoSpacing"/>
+        <w:rPr>
+          <w:rFonts w:ascii="Consolas" w:hAnsi="Consolas"/>
+          <w:sz w:val="19"/>
+        </w:rPr>
+      </w:pPr>
+      <w:r>
+        <w:rPr>
+          <w:rFonts w:ascii="Consolas" w:hAnsi="Consolas"/>
+          <w:sz w:val="19"/>
+        </w:rPr>
         <w:t xml:space="preserve">            Console.WriteLine($"Analyzing Image {imagePath}");</w:t>
       </w:r>
     </w:p>
@@ -1059,7 +1171,152 @@
           <w:rFonts w:ascii="Consolas" w:hAnsi="Consolas"/>
           <w:sz w:val="19"/>
         </w:rPr>
-        <w:t xml:space="preserve">            var response = await chatService.GetChatMessageContentAsync(chatHistory, settings, kernel);</w:t>
+        <w:t xml:space="preserve">            ChatMessageContent response;</w:t>
+      </w:r>
+    </w:p>
+    <w:p>
+      <w:pPr>
+        <w:pStyle w:val="NoSpacing"/>
+        <w:rPr>
+          <w:rFonts w:ascii="Consolas" w:hAnsi="Consolas"/>
+          <w:sz w:val="19"/>
+        </w:rPr>
+      </w:pPr>
+      <w:r>
+        <w:rPr>
+          <w:rFonts w:ascii="Consolas" w:hAnsi="Consolas"/>
+          <w:sz w:val="19"/>
+        </w:rPr>
+        <w:t xml:space="preserve">            try</w:t>
+      </w:r>
+    </w:p>
+    <w:p>
+      <w:pPr>
+        <w:pStyle w:val="NoSpacing"/>
+        <w:rPr>
+          <w:rFonts w:ascii="Consolas" w:hAnsi="Consolas"/>
+          <w:sz w:val="19"/>
+        </w:rPr>
+      </w:pPr>
+      <w:r>
+        <w:rPr>
+          <w:rFonts w:ascii="Consolas" w:hAnsi="Consolas"/>
+          <w:sz w:val="19"/>
+        </w:rPr>
+        <w:lastRenderedPageBreak/>
+        <w:t xml:space="preserve">            {</w:t>
+      </w:r>
+    </w:p>
+    <w:p>
+      <w:pPr>
+        <w:pStyle w:val="NoSpacing"/>
+        <w:rPr>
+          <w:rFonts w:ascii="Consolas" w:hAnsi="Consolas"/>
+          <w:sz w:val="19"/>
+        </w:rPr>
+      </w:pPr>
+      <w:r>
+        <w:rPr>
+          <w:rFonts w:ascii="Consolas" w:hAnsi="Consolas"/>
+          <w:sz w:val="19"/>
+        </w:rPr>
+        <w:t xml:space="preserve">                response = await chatService.GetChatMessageContentAsync(chatHistory, settings, kernel);</w:t>
+      </w:r>
+    </w:p>
+    <w:p>
+      <w:pPr>
+        <w:pStyle w:val="NoSpacing"/>
+        <w:rPr>
+          <w:rFonts w:ascii="Consolas" w:hAnsi="Consolas"/>
+          <w:sz w:val="19"/>
+        </w:rPr>
+      </w:pPr>
+      <w:r>
+        <w:rPr>
+          <w:rFonts w:ascii="Consolas" w:hAnsi="Consolas"/>
+          <w:sz w:val="19"/>
+        </w:rPr>
+        <w:t xml:space="preserve">            }</w:t>
+      </w:r>
+    </w:p>
+    <w:p>
+      <w:pPr>
+        <w:pStyle w:val="NoSpacing"/>
+        <w:rPr>
+          <w:rFonts w:ascii="Consolas" w:hAnsi="Consolas"/>
+          <w:sz w:val="19"/>
+        </w:rPr>
+      </w:pPr>
+      <w:r>
+        <w:rPr>
+          <w:rFonts w:ascii="Consolas" w:hAnsi="Consolas"/>
+          <w:sz w:val="19"/>
+        </w:rPr>
+        <w:t xml:space="preserve">            catch (Exception ex)</w:t>
+      </w:r>
+    </w:p>
+    <w:p>
+      <w:pPr>
+        <w:pStyle w:val="NoSpacing"/>
+        <w:rPr>
+          <w:rFonts w:ascii="Consolas" w:hAnsi="Consolas"/>
+          <w:sz w:val="19"/>
+        </w:rPr>
+      </w:pPr>
+      <w:r>
+        <w:rPr>
+          <w:rFonts w:ascii="Consolas" w:hAnsi="Consolas"/>
+          <w:sz w:val="19"/>
+        </w:rPr>
+        <w:t xml:space="preserve">            {</w:t>
+      </w:r>
+    </w:p>
+    <w:p>
+      <w:pPr>
+        <w:pStyle w:val="NoSpacing"/>
+        <w:rPr>
+          <w:rFonts w:ascii="Consolas" w:hAnsi="Consolas"/>
+          <w:sz w:val="19"/>
+        </w:rPr>
+      </w:pPr>
+      <w:r>
+        <w:rPr>
+          <w:rFonts w:ascii="Consolas" w:hAnsi="Consolas"/>
+          <w:sz w:val="19"/>
+        </w:rPr>
+        <w:t xml:space="preserve">                Console.WriteLine($"\nThe model rejected this image request: {ex.Message}");</w:t>
+      </w:r>
+    </w:p>
+    <w:p>
+      <w:pPr>
+        <w:pStyle w:val="NoSpacing"/>
+        <w:rPr>
+          <w:rFonts w:ascii="Consolas" w:hAnsi="Consolas"/>
+          <w:sz w:val="19"/>
+        </w:rPr>
+      </w:pPr>
+      <w:r>
+        <w:rPr>
+          <w:rFonts w:ascii="Consolas" w:hAnsi="Consolas"/>
+          <w:sz w:val="19"/>
+        </w:rPr>
+        <w:t xml:space="preserve">                return;</w:t>
+      </w:r>
+    </w:p>
+    <w:p>
+      <w:pPr>
+        <w:pStyle w:val="NoSpacing"/>
+        <w:rPr>
+          <w:rFonts w:ascii="Consolas" w:hAnsi="Consolas"/>
+          <w:sz w:val="19"/>
+        </w:rPr>
+      </w:pPr>
+      <w:r>
+        <w:rPr>
+          <w:rFonts w:ascii="Consolas" w:hAnsi="Consolas"/>
+          <w:sz w:val="19"/>
+        </w:rPr>
+        <w:t xml:space="preserve">            }</w:t>
       </w:r>
     </w:p>
     <w:p>
@@ -1116,7 +1373,7 @@
           <w:rFonts w:ascii="Consolas" w:hAnsi="Consolas"/>
           <w:sz w:val="19"/>
         </w:rPr>
-        <w:t xml:space="preserve">            Console.WriteLine(response.Content);</w:t>
+        <w:t xml:space="preserve">            Console.WriteLine(response.Content ?? "(The model returned no analysis for this image.)");</w:t>
       </w:r>
     </w:p>
     <w:p>
@@ -1217,6 +1474,7 @@
         <w:rPr>
           <w:b/>
         </w:rPr>
+        <w:lastRenderedPageBreak/>
         <w:t>Step 4: Building a Multimodal Message.</w:t>
       </w:r>
       <w:r>
@@ -1232,11 +1490,7 @@
         <w:t>Step 5: A Deliberately Warmer Temperature.</w:t>
       </w:r>
       <w:r>
-        <w:t xml:space="preserve"> `Temperature = 0.4` is a step up from the near-zero settings seen in Days 10 and 11. The code comment explains why: multimodal </w:t>
-      </w:r>
-      <w:r>
-        <w:lastRenderedPageBreak/>
-        <w:t>description tasks benefit from a bit of linguistic variety and creative phrasing when describing what's visually present, whereas tasks like code generation or critique benefit from suppressing that same variety. This lesson reinforces that temperature isn't a single "correct" setting — it's tuned to the nature of the task.</w:t>
+        <w:t xml:space="preserve"> `Temperature = 0.4` is a step up from the near-zero settings seen in Days 10 and 11. The code comment explains why: multimodal description tasks benefit from a bit of linguistic variety and creative phrasing when describing what's visually present, whereas tasks like code generation or critique benefit from suppressing that same variety. This lesson reinforces that temperature isn't a single "correct" setting — it's tuned to the nature of the task.</w:t>
       </w:r>
     </w:p>
     <w:p/>
